--- a/project/output/final_consultant_report.docx
+++ b/project/output/final_consultant_report.docx
@@ -6560,22 +6560,6 @@
       </w:tr>
     </w:tbl>
     <w:p/>
-    <w:p>
-      <w:pPr>
-        <w:bidi w:val="1"/>
-        <w:spacing w:after="100"/>
-        <w:jc w:val="right"/>
-      </w:pPr>
-      <w:r>
-        <w:rPr>
-          <w:rFonts w:ascii="Vazirmatn" w:hAnsi="Vazirmatn" w:cs="Vazirmatn"/>
-          <w:b w:val="0"/>
-          <w:color w:val="22303C"/>
-          <w:sz w:val="18"/>
-        </w:rPr>
-        <w:t>تعیین مبلغ دقیق صرفه‌جویی هر اقدام، مستلزم ثبت و مقایسه هزینه پیش و پس از اجرای آن است؛ تا زمان تکمیل این داده‌ها، اثر مالیِ اقدامات به‌صورت عددی اعلام نمی‌شود.</w:t>
-      </w:r>
-    </w:p>
     <w:p>
       <w:pPr>
         <w:bidi w:val="1"/>

--- a/project/output/final_consultant_report.docx
+++ b/project/output/final_consultant_report.docx
@@ -78,7 +78,7 @@
           <w:b w:val="0"/>
           <w:sz w:val="20"/>
         </w:rPr>
-        <w:t>این گزارش، عملکرد مشاور را در واحدهای آشپزخانه، کانتین و رستوران داریوشِ شرکت مادکوش در بازه از ابتدای اردیبهشت ۱۴۰۵ تا پایان روز ۲۴ مهر ۱۴۰۵ ارائه می‌کند. محورهای فعالیت در این دوره عبارت‌اند از: نظارت مستمر بر نحوه پخت، نگهداری و توزیع غذا؛ کنترل کیفیت و بهداشت با استفاده از چک‌لیست استاندارد؛ مدیریت مصرف و ثبت آمار روزانه؛ پیگیری تعمیرات و تجهیزات؛ و کنترل اجرای تعهدات قراردادی. کلیه اقدامات مندرج در این گزارش بر پایه بازدیدهای میدانی، دستورهای ابلاغی به کادر خدماتی و آمارهای ثبت‌شده تنظیم شده است.</w:t>
+        <w:t>این گزارش، عملکرد مشاور را در واحدهای آشپزخانه، کانتین و رستوران داریوشِ شرکت مادکوش در بازه از ابتدای اردیبهشت ۱۴۰۵ تا پایان روز ۲۴ مهر ۱۴۰۵ ارائه می‌کند. محورهای فعالیت در این دوره عبارت‌اند از: نظارت مستمر بر نحوه پخت، نگهداری و توزیع غذا؛ کنترل کیفیت و بهداشت با استفاده از چک‌لیست استاندارد؛ مدیریت مصرف و ثبت آمار روزانه و پیگیری تعمیرات و تجهیزات. کلیه اقدامات مندرج در این گزارش بر پایه بازدیدهای میدانی، دستورهای ابلاغی به کادر خدماتی و آمارهای ثبت‌شده تنظیم شده است.</w:t>
       </w:r>
     </w:p>
     <w:p>
@@ -1481,7 +1481,7 @@
                 <w:color w:val="22303C"/>
                 <w:sz w:val="16"/>
               </w:rPr>
-              <w:t>ممنوعیت استفاده مجدد از روغن سرخ‌کردنی؛ نگهداری بادمجان در آب، نمک و آبلیمو به مدت یک ساعت؛ استفاده از صیفی‌جات تازه برای دورچین؛ رعایت اندازه استاندارد مرغ شنیسل؛ اعلام کتبی تکرار نقص به قرارداد جهت لغو یا جریمه</w:t>
+              <w:t>ممنوعیت استفاده مجدد از روغن سرخ‌کردنی؛ نگهداری بادمجان در آب، نمک و آبلیمو به مدت یک ساعت؛ استفاده از صیفی‌جات تازه برای دورچین؛ رعایت اندازه استاندارد مرغ شنیسل؛ اعلام کتبی تکرار نقص به پیمانکار جهت رفع یا اعمال جریمه</w:t>
             </w:r>
           </w:p>
         </w:tc>
@@ -1759,7 +1759,7 @@
           <w:color w:val="17324D"/>
           <w:sz w:val="19"/>
         </w:rPr>
-        <w:t>شاخص‌ها: ۱۸ بازدید و گزارش ثبت‌شده در دوره | ۲۹ قلم کنترل کیفیت ارزیابی‌شده | ۲۷ روز آمار روزانه پخت و توزیع | ۱ قرارداد خدماتی تحت نظارت</w:t>
+        <w:t>شاخص‌ها: ۱۸ بازدید و گزارش ثبت‌شده در دوره | ۲۹ قلم کنترل کیفیت ارزیابی‌شده | ۲۷ روز آمار روزانه پخت و توزیع</w:t>
       </w:r>
     </w:p>
     <w:p>
@@ -6493,71 +6493,6 @@
           </w:p>
         </w:tc>
       </w:tr>
-      <w:tr>
-        <w:tc>
-          <w:tcPr>
-            <w:tcW w:type="dxa" w:w="3213"/>
-          </w:tcPr>
-          <w:p>
-            <w:pPr>
-              <w:bidi w:val="1"/>
-              <w:jc w:val="right"/>
-            </w:pPr>
-            <w:r/>
-            <w:r>
-              <w:rPr>
-                <w:rFonts w:ascii="Vazirmatn" w:hAnsi="Vazirmatn" w:cs="Vazirmatn"/>
-                <w:b w:val="0"/>
-                <w:color w:val="22303C"/>
-                <w:sz w:val="16"/>
-              </w:rPr>
-              <w:t>الزام پیمانکاران به تهیه غذا صرفاً از رستوران شرکت مادکوش</w:t>
-            </w:r>
-          </w:p>
-        </w:tc>
-        <w:tc>
-          <w:tcPr>
-            <w:tcW w:type="dxa" w:w="3213"/>
-          </w:tcPr>
-          <w:p>
-            <w:pPr>
-              <w:bidi w:val="1"/>
-              <w:jc w:val="right"/>
-            </w:pPr>
-            <w:r/>
-            <w:r>
-              <w:rPr>
-                <w:rFonts w:ascii="Vazirmatn" w:hAnsi="Vazirmatn" w:cs="Vazirmatn"/>
-                <w:b w:val="0"/>
-                <w:color w:val="22303C"/>
-                <w:sz w:val="16"/>
-              </w:rPr>
-              <w:t>تثبیت تقاضای خدمات رستوران</w:t>
-            </w:r>
-          </w:p>
-        </w:tc>
-        <w:tc>
-          <w:tcPr>
-            <w:tcW w:type="dxa" w:w="3213"/>
-          </w:tcPr>
-          <w:p>
-            <w:pPr>
-              <w:bidi w:val="1"/>
-              <w:jc w:val="right"/>
-            </w:pPr>
-            <w:r/>
-            <w:r>
-              <w:rPr>
-                <w:rFonts w:ascii="Vazirmatn" w:hAnsi="Vazirmatn" w:cs="Vazirmatn"/>
-                <w:b w:val="0"/>
-                <w:color w:val="22303C"/>
-                <w:sz w:val="16"/>
-              </w:rPr>
-              <w:t>قراردادی</w:t>
-            </w:r>
-          </w:p>
-        </w:tc>
-      </w:tr>
     </w:tbl>
     <w:p/>
     <w:p>
@@ -6573,712 +6508,7 @@
           <w:color w:val="17324D"/>
           <w:sz w:val="25"/>
         </w:rPr>
-        <w:t>قراردادها، تعمیرات و خلاصه وضعیت اقدامات</w:t>
-      </w:r>
-    </w:p>
-    <w:p>
-      <w:pPr>
-        <w:bidi w:val="1"/>
-        <w:spacing w:after="100"/>
-        <w:jc w:val="right"/>
-      </w:pPr>
-      <w:r>
-        <w:rPr>
-          <w:rFonts w:ascii="Vazirmatn" w:hAnsi="Vazirmatn" w:cs="Vazirmatn"/>
-          <w:b/>
-          <w:color w:val="42657D"/>
-          <w:sz w:val="22"/>
-        </w:rPr>
-        <w:t>قرارداد خرید خدمات سپتیک و فاضلاب</w:t>
-      </w:r>
-    </w:p>
-    <w:tbl>
-      <w:tblPr>
-        <w:tblStyle w:val="TableGrid"/>
-        <w:tblW w:type="auto" w:w="0"/>
-        <w:jc w:val="center"/>
-        <w:tblLook w:firstColumn="1" w:firstRow="1" w:lastColumn="0" w:lastRow="0" w:noHBand="0" w:noVBand="1" w:val="04A0"/>
-      </w:tblPr>
-      <w:tblGrid>
-        <w:gridCol w:w="4819"/>
-        <w:gridCol w:w="4819"/>
-      </w:tblGrid>
-      <w:tr>
-        <w:tc>
-          <w:tcPr>
-            <w:tcW w:type="dxa" w:w="4819"/>
-          </w:tcPr>
-          <w:p>
-            <w:pPr>
-              <w:bidi w:val="1"/>
-              <w:jc w:val="right"/>
-            </w:pPr>
-            <w:r/>
-            <w:r>
-              <w:rPr>
-                <w:rFonts w:ascii="Vazirmatn" w:hAnsi="Vazirmatn" w:cs="Vazirmatn"/>
-                <w:b/>
-                <w:color w:val="FFFFFF"/>
-                <w:sz w:val="16"/>
-              </w:rPr>
-              <w:t>بند</w:t>
-            </w:r>
-          </w:p>
-        </w:tc>
-        <w:tc>
-          <w:tcPr>
-            <w:tcW w:type="dxa" w:w="4819"/>
-          </w:tcPr>
-          <w:p>
-            <w:pPr>
-              <w:bidi w:val="1"/>
-              <w:jc w:val="right"/>
-            </w:pPr>
-            <w:r/>
-            <w:r>
-              <w:rPr>
-                <w:rFonts w:ascii="Vazirmatn" w:hAnsi="Vazirmatn" w:cs="Vazirmatn"/>
-                <w:b/>
-                <w:color w:val="FFFFFF"/>
-                <w:sz w:val="16"/>
-              </w:rPr>
-              <w:t>مفاد قرارداد</w:t>
-            </w:r>
-          </w:p>
-        </w:tc>
-      </w:tr>
-      <w:tr>
-        <w:tc>
-          <w:tcPr>
-            <w:tcW w:type="dxa" w:w="4819"/>
-          </w:tcPr>
-          <w:p>
-            <w:pPr>
-              <w:bidi w:val="1"/>
-              <w:jc w:val="right"/>
-            </w:pPr>
-            <w:r/>
-            <w:r>
-              <w:rPr>
-                <w:rFonts w:ascii="Vazirmatn" w:hAnsi="Vazirmatn" w:cs="Vazirmatn"/>
-                <w:b w:val="0"/>
-                <w:color w:val="22303C"/>
-                <w:sz w:val="16"/>
-              </w:rPr>
-              <w:t>موضوع قرارداد</w:t>
-            </w:r>
-          </w:p>
-        </w:tc>
-        <w:tc>
-          <w:tcPr>
-            <w:tcW w:type="dxa" w:w="4819"/>
-          </w:tcPr>
-          <w:p>
-            <w:pPr>
-              <w:bidi w:val="1"/>
-              <w:jc w:val="right"/>
-            </w:pPr>
-            <w:r/>
-            <w:r>
-              <w:rPr>
-                <w:rFonts w:ascii="Vazirmatn" w:hAnsi="Vazirmatn" w:cs="Vazirmatn"/>
-                <w:b w:val="0"/>
-                <w:color w:val="22303C"/>
-                <w:sz w:val="16"/>
-              </w:rPr>
-              <w:t>انجام خدمات بارگیری و تخلیه سپتیک و فاضلاب شرکت مادکوش به میزان ۳۰۰ سرویس با خودرو وکیوم همراه با اپراتور؛ بارگیری از سپتیک گیت شماره سه و تخلیه در مانهول واقع در شرکت</w:t>
-            </w:r>
-          </w:p>
-        </w:tc>
-      </w:tr>
-      <w:tr>
-        <w:tc>
-          <w:tcPr>
-            <w:tcW w:type="dxa" w:w="4819"/>
-          </w:tcPr>
-          <w:p>
-            <w:pPr>
-              <w:bidi w:val="1"/>
-              <w:jc w:val="right"/>
-            </w:pPr>
-            <w:r/>
-            <w:r>
-              <w:rPr>
-                <w:rFonts w:ascii="Vazirmatn" w:hAnsi="Vazirmatn" w:cs="Vazirmatn"/>
-                <w:b w:val="0"/>
-                <w:color w:val="22303C"/>
-                <w:sz w:val="16"/>
-              </w:rPr>
-              <w:t>طرفین</w:t>
-            </w:r>
-          </w:p>
-        </w:tc>
-        <w:tc>
-          <w:tcPr>
-            <w:tcW w:type="dxa" w:w="4819"/>
-          </w:tcPr>
-          <w:p>
-            <w:pPr>
-              <w:bidi w:val="1"/>
-              <w:jc w:val="right"/>
-            </w:pPr>
-            <w:r/>
-            <w:r>
-              <w:rPr>
-                <w:rFonts w:ascii="Vazirmatn" w:hAnsi="Vazirmatn" w:cs="Vazirmatn"/>
-                <w:b w:val="0"/>
-                <w:color w:val="22303C"/>
-                <w:sz w:val="16"/>
-              </w:rPr>
-              <w:t>کارفرما: شرکت مادکوش (سهامی خاص) به نمایندگی علیرضا صمدی (رئیس هیئت مدیره) — پیمانکار: آقای غربت بستانی</w:t>
-            </w:r>
-          </w:p>
-        </w:tc>
-      </w:tr>
-      <w:tr>
-        <w:tc>
-          <w:tcPr>
-            <w:tcW w:type="dxa" w:w="4819"/>
-          </w:tcPr>
-          <w:p>
-            <w:pPr>
-              <w:bidi w:val="1"/>
-              <w:jc w:val="right"/>
-            </w:pPr>
-            <w:r/>
-            <w:r>
-              <w:rPr>
-                <w:rFonts w:ascii="Vazirmatn" w:hAnsi="Vazirmatn" w:cs="Vazirmatn"/>
-                <w:b w:val="0"/>
-                <w:color w:val="22303C"/>
-                <w:sz w:val="16"/>
-              </w:rPr>
-              <w:t>مشخصات شناسایی</w:t>
-            </w:r>
-          </w:p>
-        </w:tc>
-        <w:tc>
-          <w:tcPr>
-            <w:tcW w:type="dxa" w:w="4819"/>
-          </w:tcPr>
-          <w:p>
-            <w:pPr>
-              <w:bidi w:val="1"/>
-              <w:jc w:val="right"/>
-            </w:pPr>
-            <w:r/>
-            <w:r>
-              <w:rPr>
-                <w:rFonts w:ascii="Vazirmatn" w:hAnsi="Vazirmatn" w:cs="Vazirmatn"/>
-                <w:b w:val="0"/>
-                <w:color w:val="22303C"/>
-                <w:sz w:val="16"/>
-              </w:rPr>
-              <w:t>شناسه ملی کارفرما ۱۰۱۰۲۸۹۷۹۹۱؛ کد اقتصادی ۴۱۱۱۱۴۸۷۹۷۴۴؛ شماره ثبت ۱۴۹۷۲ — کد ملی پیمانکار ۳۵۶۹۷۴۱۵۰۸؛ نشانی پیمانکار خونسرخ روستای تیاب؛ شماره شبا IR120301400000236838186005 نزد بانک ملی</w:t>
-            </w:r>
-          </w:p>
-        </w:tc>
-      </w:tr>
-      <w:tr>
-        <w:tc>
-          <w:tcPr>
-            <w:tcW w:type="dxa" w:w="4819"/>
-          </w:tcPr>
-          <w:p>
-            <w:pPr>
-              <w:bidi w:val="1"/>
-              <w:jc w:val="right"/>
-            </w:pPr>
-            <w:r/>
-            <w:r>
-              <w:rPr>
-                <w:rFonts w:ascii="Vazirmatn" w:hAnsi="Vazirmatn" w:cs="Vazirmatn"/>
-                <w:b w:val="0"/>
-                <w:color w:val="22303C"/>
-                <w:sz w:val="16"/>
-              </w:rPr>
-              <w:t>فرم استعلام بها</w:t>
-            </w:r>
-          </w:p>
-        </w:tc>
-        <w:tc>
-          <w:tcPr>
-            <w:tcW w:type="dxa" w:w="4819"/>
-          </w:tcPr>
-          <w:p>
-            <w:pPr>
-              <w:bidi w:val="1"/>
-              <w:jc w:val="right"/>
-            </w:pPr>
-            <w:r/>
-            <w:r>
-              <w:rPr>
-                <w:rFonts w:ascii="Vazirmatn" w:hAnsi="Vazirmatn" w:cs="Vazirmatn"/>
-                <w:b w:val="0"/>
-                <w:color w:val="22303C"/>
-                <w:sz w:val="16"/>
-              </w:rPr>
-              <w:t>کد مدرک MKO-FR-MD-IS-23 به تاریخ ۱۴۰۵/۰۲/۰۱ و شماره درخواست ۱۲۰۵۰۲۳۱؛ ظرفیت خودرو ۱۶,۰۰۰ لیتر؛ اعتبار قیمت حداقل ۱۵ روز کاری؛ اجرای ۱۲ ماهه با میانگین ماهانه ۵۰ سرویس؛ ارائه چک یا سفته به میزان ۱۰٪ مبلغ پیشنهادی</w:t>
-            </w:r>
-          </w:p>
-        </w:tc>
-      </w:tr>
-      <w:tr>
-        <w:tc>
-          <w:tcPr>
-            <w:tcW w:type="dxa" w:w="4819"/>
-          </w:tcPr>
-          <w:p>
-            <w:pPr>
-              <w:bidi w:val="1"/>
-              <w:jc w:val="right"/>
-            </w:pPr>
-            <w:r/>
-            <w:r>
-              <w:rPr>
-                <w:rFonts w:ascii="Vazirmatn" w:hAnsi="Vazirmatn" w:cs="Vazirmatn"/>
-                <w:b w:val="0"/>
-                <w:color w:val="22303C"/>
-                <w:sz w:val="16"/>
-              </w:rPr>
-              <w:t>مدت قرارداد</w:t>
-            </w:r>
-          </w:p>
-        </w:tc>
-        <w:tc>
-          <w:tcPr>
-            <w:tcW w:type="dxa" w:w="4819"/>
-          </w:tcPr>
-          <w:p>
-            <w:pPr>
-              <w:bidi w:val="1"/>
-              <w:jc w:val="right"/>
-            </w:pPr>
-            <w:r/>
-            <w:r>
-              <w:rPr>
-                <w:rFonts w:ascii="Vazirmatn" w:hAnsi="Vazirmatn" w:cs="Vazirmatn"/>
-                <w:b w:val="0"/>
-                <w:color w:val="22303C"/>
-                <w:sz w:val="16"/>
-              </w:rPr>
-              <w:t>از تاریخ ۱۴۰۵/۰۱/۰۱ لغایت ۱۴۰۵/۱۲/۲۹ به مدت یک سال شمسی</w:t>
-            </w:r>
-          </w:p>
-        </w:tc>
-      </w:tr>
-      <w:tr>
-        <w:tc>
-          <w:tcPr>
-            <w:tcW w:type="dxa" w:w="4819"/>
-          </w:tcPr>
-          <w:p>
-            <w:pPr>
-              <w:bidi w:val="1"/>
-              <w:jc w:val="right"/>
-            </w:pPr>
-            <w:r/>
-            <w:r>
-              <w:rPr>
-                <w:rFonts w:ascii="Vazirmatn" w:hAnsi="Vazirmatn" w:cs="Vazirmatn"/>
-                <w:b w:val="0"/>
-                <w:color w:val="22303C"/>
-                <w:sz w:val="16"/>
-              </w:rPr>
-              <w:t>مبلغ قرارداد</w:t>
-            </w:r>
-          </w:p>
-        </w:tc>
-        <w:tc>
-          <w:tcPr>
-            <w:tcW w:type="dxa" w:w="4819"/>
-          </w:tcPr>
-          <w:p>
-            <w:pPr>
-              <w:bidi w:val="1"/>
-              <w:jc w:val="right"/>
-            </w:pPr>
-            <w:r/>
-            <w:r>
-              <w:rPr>
-                <w:rFonts w:ascii="Vazirmatn" w:hAnsi="Vazirmatn" w:cs="Vazirmatn"/>
-                <w:b w:val="0"/>
-                <w:color w:val="22303C"/>
-                <w:sz w:val="16"/>
-              </w:rPr>
-              <w:t>مبلغ ناخالص به ازای هر سرویس ۲۲,۰۰۰,۰۰۰ ریال؛ سقف مبلغ قرارداد بابت ۳۰۰ سرویس برابر با ۶,۶۰۰,۰۰۰,۰۰۰ ریال بدون احتساب مالیات بر ارزش افزوده</w:t>
-            </w:r>
-          </w:p>
-        </w:tc>
-      </w:tr>
-      <w:tr>
-        <w:tc>
-          <w:tcPr>
-            <w:tcW w:type="dxa" w:w="4819"/>
-          </w:tcPr>
-          <w:p>
-            <w:pPr>
-              <w:bidi w:val="1"/>
-              <w:jc w:val="right"/>
-            </w:pPr>
-            <w:r/>
-            <w:r>
-              <w:rPr>
-                <w:rFonts w:ascii="Vazirmatn" w:hAnsi="Vazirmatn" w:cs="Vazirmatn"/>
-                <w:b w:val="0"/>
-                <w:color w:val="22303C"/>
-                <w:sz w:val="16"/>
-              </w:rPr>
-              <w:t>نحوه پرداخت</w:t>
-            </w:r>
-          </w:p>
-        </w:tc>
-        <w:tc>
-          <w:tcPr>
-            <w:tcW w:type="dxa" w:w="4819"/>
-          </w:tcPr>
-          <w:p>
-            <w:pPr>
-              <w:bidi w:val="1"/>
-              <w:jc w:val="right"/>
-            </w:pPr>
-            <w:r/>
-            <w:r>
-              <w:rPr>
-                <w:rFonts w:ascii="Vazirmatn" w:hAnsi="Vazirmatn" w:cs="Vazirmatn"/>
-                <w:b w:val="0"/>
-                <w:color w:val="22303C"/>
-                <w:sz w:val="16"/>
-              </w:rPr>
-              <w:t>ارائه صورت وضعیت ماهیانه توسط پیمانکار، تأیید دستگاه نظارت و پرداخت ظرف ۳۰ روز کاری</w:t>
-            </w:r>
-          </w:p>
-        </w:tc>
-      </w:tr>
-      <w:tr>
-        <w:tc>
-          <w:tcPr>
-            <w:tcW w:type="dxa" w:w="4819"/>
-          </w:tcPr>
-          <w:p>
-            <w:pPr>
-              <w:bidi w:val="1"/>
-              <w:jc w:val="right"/>
-            </w:pPr>
-            <w:r/>
-            <w:r>
-              <w:rPr>
-                <w:rFonts w:ascii="Vazirmatn" w:hAnsi="Vazirmatn" w:cs="Vazirmatn"/>
-                <w:b w:val="0"/>
-                <w:color w:val="22303C"/>
-                <w:sz w:val="16"/>
-              </w:rPr>
-              <w:t>کسورات و سپرده</w:t>
-            </w:r>
-          </w:p>
-        </w:tc>
-        <w:tc>
-          <w:tcPr>
-            <w:tcW w:type="dxa" w:w="4819"/>
-          </w:tcPr>
-          <w:p>
-            <w:pPr>
-              <w:bidi w:val="1"/>
-              <w:jc w:val="right"/>
-            </w:pPr>
-            <w:r/>
-            <w:r>
-              <w:rPr>
-                <w:rFonts w:ascii="Vazirmatn" w:hAnsi="Vazirmatn" w:cs="Vazirmatn"/>
-                <w:b w:val="0"/>
-                <w:color w:val="22303C"/>
-                <w:sz w:val="16"/>
-              </w:rPr>
-              <w:t>کسر ۵٪ بیمه ماده ۳۸ قانون تأمین اجتماعی از هر صورت وضعیت؛ سپرده حسن انجام کار به میزان ۱۰٪ از کلیه پرداختی‌ها</w:t>
-            </w:r>
-          </w:p>
-        </w:tc>
-      </w:tr>
-      <w:tr>
-        <w:tc>
-          <w:tcPr>
-            <w:tcW w:type="dxa" w:w="4819"/>
-          </w:tcPr>
-          <w:p>
-            <w:pPr>
-              <w:bidi w:val="1"/>
-              <w:jc w:val="right"/>
-            </w:pPr>
-            <w:r/>
-            <w:r>
-              <w:rPr>
-                <w:rFonts w:ascii="Vazirmatn" w:hAnsi="Vazirmatn" w:cs="Vazirmatn"/>
-                <w:b w:val="0"/>
-                <w:color w:val="22303C"/>
-                <w:sz w:val="16"/>
-              </w:rPr>
-              <w:t>تضامین</w:t>
-            </w:r>
-          </w:p>
-        </w:tc>
-        <w:tc>
-          <w:tcPr>
-            <w:tcW w:type="dxa" w:w="4819"/>
-          </w:tcPr>
-          <w:p>
-            <w:pPr>
-              <w:bidi w:val="1"/>
-              <w:jc w:val="right"/>
-            </w:pPr>
-            <w:r/>
-            <w:r>
-              <w:rPr>
-                <w:rFonts w:ascii="Vazirmatn" w:hAnsi="Vazirmatn" w:cs="Vazirmatn"/>
-                <w:b w:val="0"/>
-                <w:color w:val="22303C"/>
-                <w:sz w:val="16"/>
-              </w:rPr>
-              <w:t>یک فقره چک صیادی تأییدشده به میزان ۱۰٪ مبلغ کل قرارداد ظرف یک هفته پس از عقد قرارداد</w:t>
-            </w:r>
-          </w:p>
-        </w:tc>
-      </w:tr>
-      <w:tr>
-        <w:tc>
-          <w:tcPr>
-            <w:tcW w:type="dxa" w:w="4819"/>
-          </w:tcPr>
-          <w:p>
-            <w:pPr>
-              <w:bidi w:val="1"/>
-              <w:jc w:val="right"/>
-            </w:pPr>
-            <w:r/>
-            <w:r>
-              <w:rPr>
-                <w:rFonts w:ascii="Vazirmatn" w:hAnsi="Vazirmatn" w:cs="Vazirmatn"/>
-                <w:b w:val="0"/>
-                <w:color w:val="22303C"/>
-                <w:sz w:val="16"/>
-              </w:rPr>
-              <w:t>جرایم</w:t>
-            </w:r>
-          </w:p>
-        </w:tc>
-        <w:tc>
-          <w:tcPr>
-            <w:tcW w:type="dxa" w:w="4819"/>
-          </w:tcPr>
-          <w:p>
-            <w:pPr>
-              <w:bidi w:val="1"/>
-              <w:jc w:val="right"/>
-            </w:pPr>
-            <w:r/>
-            <w:r>
-              <w:rPr>
-                <w:rFonts w:ascii="Vazirmatn" w:hAnsi="Vazirmatn" w:cs="Vazirmatn"/>
-                <w:b w:val="0"/>
-                <w:color w:val="22303C"/>
-                <w:sz w:val="16"/>
-              </w:rPr>
-              <w:t>جریمه تأخیر معادل ۱٪ مبلغ کل قرارداد به ازای هر روز تأخیر تا سقف ۱۰٪ مبلغ برآوردی؛ جبران خسارات وارده به همراه ۲۵٪ هزینه بالاسری</w:t>
-            </w:r>
-          </w:p>
-        </w:tc>
-      </w:tr>
-      <w:tr>
-        <w:tc>
-          <w:tcPr>
-            <w:tcW w:type="dxa" w:w="4819"/>
-          </w:tcPr>
-          <w:p>
-            <w:pPr>
-              <w:bidi w:val="1"/>
-              <w:jc w:val="right"/>
-            </w:pPr>
-            <w:r/>
-            <w:r>
-              <w:rPr>
-                <w:rFonts w:ascii="Vazirmatn" w:hAnsi="Vazirmatn" w:cs="Vazirmatn"/>
-                <w:b w:val="0"/>
-                <w:color w:val="22303C"/>
-                <w:sz w:val="16"/>
-              </w:rPr>
-              <w:t>تغییر مقادیر</w:t>
-            </w:r>
-          </w:p>
-        </w:tc>
-        <w:tc>
-          <w:tcPr>
-            <w:tcW w:type="dxa" w:w="4819"/>
-          </w:tcPr>
-          <w:p>
-            <w:pPr>
-              <w:bidi w:val="1"/>
-              <w:jc w:val="right"/>
-            </w:pPr>
-            <w:r/>
-            <w:r>
-              <w:rPr>
-                <w:rFonts w:ascii="Vazirmatn" w:hAnsi="Vazirmatn" w:cs="Vazirmatn"/>
-                <w:b w:val="0"/>
-                <w:color w:val="22303C"/>
-                <w:sz w:val="16"/>
-              </w:rPr>
-              <w:t>امکان تغییر مقادیر قرارداد تا ۲۵٪ افزایش یا کاهش سقف مبلغ و مدت توسط کارفرما</w:t>
-            </w:r>
-          </w:p>
-        </w:tc>
-      </w:tr>
-      <w:tr>
-        <w:tc>
-          <w:tcPr>
-            <w:tcW w:type="dxa" w:w="4819"/>
-          </w:tcPr>
-          <w:p>
-            <w:pPr>
-              <w:bidi w:val="1"/>
-              <w:jc w:val="right"/>
-            </w:pPr>
-            <w:r/>
-            <w:r>
-              <w:rPr>
-                <w:rFonts w:ascii="Vazirmatn" w:hAnsi="Vazirmatn" w:cs="Vazirmatn"/>
-                <w:b w:val="0"/>
-                <w:color w:val="22303C"/>
-                <w:sz w:val="16"/>
-              </w:rPr>
-              <w:t>دستگاه نظارت</w:t>
-            </w:r>
-          </w:p>
-        </w:tc>
-        <w:tc>
-          <w:tcPr>
-            <w:tcW w:type="dxa" w:w="4819"/>
-          </w:tcPr>
-          <w:p>
-            <w:pPr>
-              <w:bidi w:val="1"/>
-              <w:jc w:val="right"/>
-            </w:pPr>
-            <w:r/>
-            <w:r>
-              <w:rPr>
-                <w:rFonts w:ascii="Vazirmatn" w:hAnsi="Vazirmatn" w:cs="Vazirmatn"/>
-                <w:b w:val="0"/>
-                <w:color w:val="22303C"/>
-                <w:sz w:val="16"/>
-              </w:rPr>
-              <w:t>واحد پشتیبانی به عنوان دستگاه نظارت اولیه و واحد HSE به عنوان دستگاه نظارت ثانویه</w:t>
-            </w:r>
-          </w:p>
-        </w:tc>
-      </w:tr>
-      <w:tr>
-        <w:tc>
-          <w:tcPr>
-            <w:tcW w:type="dxa" w:w="4819"/>
-          </w:tcPr>
-          <w:p>
-            <w:pPr>
-              <w:bidi w:val="1"/>
-              <w:jc w:val="right"/>
-            </w:pPr>
-            <w:r/>
-            <w:r>
-              <w:rPr>
-                <w:rFonts w:ascii="Vazirmatn" w:hAnsi="Vazirmatn" w:cs="Vazirmatn"/>
-                <w:b w:val="0"/>
-                <w:color w:val="22303C"/>
-                <w:sz w:val="16"/>
-              </w:rPr>
-              <w:t>تعهدات پیمانکار</w:t>
-            </w:r>
-          </w:p>
-        </w:tc>
-        <w:tc>
-          <w:tcPr>
-            <w:tcW w:type="dxa" w:w="4819"/>
-          </w:tcPr>
-          <w:p>
-            <w:pPr>
-              <w:bidi w:val="1"/>
-              <w:jc w:val="right"/>
-            </w:pPr>
-            <w:r/>
-            <w:r>
-              <w:rPr>
-                <w:rFonts w:ascii="Vazirmatn" w:hAnsi="Vazirmatn" w:cs="Vazirmatn"/>
-                <w:b w:val="0"/>
-                <w:color w:val="22303C"/>
-                <w:sz w:val="16"/>
-              </w:rPr>
-              <w:t>تأمین خودرو وکیوم سالم همراه با راننده و اپراتور، اخذ مجوز محیط زیست، بیمه مسئولیت مدنی ظرف ۷۲ ساعت کاری، لباس کار متحدالشکل با آرم شرکت و تجهیزات حفاظت فردی، اخذ پرمیت کاری و ممنوعیت واگذاری موضوع قرارداد به غیر</w:t>
-            </w:r>
-          </w:p>
-        </w:tc>
-      </w:tr>
-      <w:tr>
-        <w:tc>
-          <w:tcPr>
-            <w:tcW w:type="dxa" w:w="4819"/>
-          </w:tcPr>
-          <w:p>
-            <w:pPr>
-              <w:bidi w:val="1"/>
-              <w:jc w:val="right"/>
-            </w:pPr>
-            <w:r/>
-            <w:r>
-              <w:rPr>
-                <w:rFonts w:ascii="Vazirmatn" w:hAnsi="Vazirmatn" w:cs="Vazirmatn"/>
-                <w:b w:val="0"/>
-                <w:color w:val="22303C"/>
-                <w:sz w:val="16"/>
-              </w:rPr>
-              <w:t>فسخ، تعلیق و حل اختلاف</w:t>
-            </w:r>
-          </w:p>
-        </w:tc>
-        <w:tc>
-          <w:tcPr>
-            <w:tcW w:type="dxa" w:w="4819"/>
-          </w:tcPr>
-          <w:p>
-            <w:pPr>
-              <w:bidi w:val="1"/>
-              <w:jc w:val="right"/>
-            </w:pPr>
-            <w:r/>
-            <w:r>
-              <w:rPr>
-                <w:rFonts w:ascii="Vazirmatn" w:hAnsi="Vazirmatn" w:cs="Vazirmatn"/>
-                <w:b w:val="0"/>
-                <w:color w:val="22303C"/>
-                <w:sz w:val="16"/>
-              </w:rPr>
-              <w:t>حق فسخ یک‌طرفه برای کارفرما در صورت تأخیر، تخلف، عدم توانایی مالی یا انحلال؛ تعلیق در موارد فورس‌ماژور تا ۳ ماه و حق اقاله پس از آن؛ حل اختلاف از طریق مذاکره و در صورت عدم نتیجه، مراجع قضایی شهر تهران؛ قرارداد در ۱۹ ماده و ۱۰ تبصره در ۳ نسخه</w:t>
-            </w:r>
-          </w:p>
-        </w:tc>
-      </w:tr>
-    </w:tbl>
-    <w:p/>
-    <w:p>
-      <w:pPr>
-        <w:bidi w:val="1"/>
-        <w:spacing w:after="100"/>
-        <w:jc w:val="right"/>
-      </w:pPr>
-      <w:r>
-        <w:rPr>
-          <w:rFonts w:ascii="Vazirmatn" w:hAnsi="Vazirmatn" w:cs="Vazirmatn"/>
-          <w:b w:val="0"/>
-          <w:color w:val="22303C"/>
-          <w:sz w:val="18"/>
-        </w:rPr>
-        <w:t>نکته نظارتی: ظرفیت خودروی وکیوم در فرم استعلام بها ۱۶,۰۰۰ لیتر و در متن قرارداد ۶,۰۰۰ لیتر درج شده است. رفع این مغایرت پیش از هرگونه محاسبه یا صورت وضعیت ضروری است.</w:t>
+        <w:t>تعمیرات، تجهیزات و وضعیت اقدامات اصلاحی</w:t>
       </w:r>
     </w:p>
     <w:p>
@@ -9401,37 +8631,6 @@
         <w:rPr>
           <w:rFonts w:ascii="Vazirmatn" w:hAnsi="Vazirmatn" w:cs="Vazirmatn"/>
           <w:b/>
-          <w:color w:val="42657D"/>
-          <w:sz w:val="22"/>
-        </w:rPr>
-        <w:t>الزامات ایمنی، بهداشت و محیط زیست ابلاغی به پیمانکار</w:t>
-      </w:r>
-    </w:p>
-    <w:p>
-      <w:pPr>
-        <w:bidi w:val="1"/>
-        <w:spacing w:after="100"/>
-        <w:jc w:val="right"/>
-      </w:pPr>
-      <w:r>
-        <w:rPr>
-          <w:rFonts w:ascii="Vazirmatn" w:hAnsi="Vazirmatn" w:cs="Vazirmatn"/>
-          <w:b w:val="0"/>
-          <w:sz w:val="18"/>
-        </w:rPr>
-        <w:t>الزامات HSE ابلاغی به پیمانکار: رعایت کلیه آیین‌نامه‌های ایمنی، بهداشت و محیط زیست مراجع ذیصلاح؛ اخراج پرسنل خاطی در صورت عدم استفاده از تجهیزات حفاظت فردی؛ ارائه گواهی تأیید صلاحیت HSE و ارزیابی ریسک با بازنگری شش‌ماهه؛ اخذ پرمیت کاری برای کلیه فعالیت‌ها؛ ارائه بیمه مسئولیت مدنی پیش از شروع فعالیت؛ تهیه غذا صرفاً از رستوران شرکت مادکوش؛ ممنوعیت تخلیه روغن سوخته و مواد شیمیایی در شبکه پساب؛ ممنوعیت به‌کارگیری افراد زیر ۱۸ سال؛ اخذ کارت سلامت برای پرسنل مرتبط با مواد غذایی.</w:t>
-      </w:r>
-    </w:p>
-    <w:p>
-      <w:pPr>
-        <w:bidi w:val="1"/>
-        <w:spacing w:after="100"/>
-        <w:jc w:val="right"/>
-      </w:pPr>
-      <w:r>
-        <w:rPr>
-          <w:rFonts w:ascii="Vazirmatn" w:hAnsi="Vazirmatn" w:cs="Vazirmatn"/>
-          <w:b/>
           <w:color w:val="17324D"/>
           <w:sz w:val="25"/>
         </w:rPr>
@@ -9450,7 +8649,7 @@
           <w:b w:val="0"/>
           <w:sz w:val="20"/>
         </w:rPr>
-        <w:t>مأموریت مشاور در این دوره، نظارت بر کیفیت خدمات تغذیه در آشپزخانه، کانتین و رستوران داریوش، پیگیری اقدامات اصلاحی، کنترل مصرف اقلام و پایش اجرای تعهدات قراردادی بوده است. در طول دوره، ۱۸ بازدید و گزارش میدانی در سه واحد مزبور ثبت شد که در هر یک، دستورهای اصلاحی مشخص به کادر خدماتی ابلاغ گردید. کنترل کیفیت با استفاده از چک‌لیست استاندارد با کد فرم SKS-F4420007 در سه حوزه سرویس‌های بهداشتی، انبار مواد غذایی و سردخانه انجام شد که از مجموع ۲۹ قلم ارزیابی‌شده، ۲۲ مورد انطباق و ۷ مورد عدم انطباق به ثبت رسید؛ رفع موارد عدم انطباق در دستور کار بازدیدهای بعد قرار گرفت.</w:t>
+        <w:t>مأموریت مشاور در این دوره، نظارت بر کیفیت خدمات تغذیه در آشپزخانه، کانتین و رستوران داریوش، پیگیری اقدامات اصلاحی و کنترل مصرف اقلام بوده است. در طول دوره، ۱۸ بازدید و گزارش میدانی در سه واحد مزبور ثبت شد که در هر یک، دستورهای اصلاحی مشخص به کادر خدماتی ابلاغ گردید. کنترل کیفیت با استفاده از چک‌لیست استاندارد با کد فرم SKS-F4420007 در سه حوزه سرویس‌های بهداشتی، انبار مواد غذایی و سردخانه انجام شد که از مجموع ۲۹ قلم ارزیابی‌شده، ۲۲ مورد انطباق و ۷ مورد عدم انطباق به ثبت رسید؛ رفع موارد عدم انطباق در دستور کار بازدیدهای بعد قرار گرفت.</w:t>
       </w:r>
     </w:p>
     <w:p>
@@ -9465,7 +8664,7 @@
           <w:b w:val="0"/>
           <w:sz w:val="20"/>
         </w:rPr>
-        <w:t>در حوزه مصرف، آمار روزانه پخت و توزیع غذا برای ۲۷ روز ثبت شد و سهمیه هر نفر برای کباب کوبیده (۲۰۰ گرم)، استانبولی (۸۰ گرم گوشت چرخ‌کرده) و ماهی (۲۵۰ گرم) تعیین گردید. اقدامات کنترل هزینه بر پایه اعلام آمار قطعی غذا پیش از ساعت ۸ صبح، توزیع میان‌وعده طبق آمار، انبارگردانی روزانه، تعیین مسئولیت مغایرت برای شیفت جدید، پایش مصرف آب و الزام قراردادیِ پیمانکاران به تهیه غذا از رستوران شرکت استوار است. تنها قرارداد تحت نظارت، قرارداد خرید خدمات سپتیک با سقف ۶,۶۰۰,۰۰۰,۰۰۰ ریال است که مفاد مالی، تضامین، جرایم و تعهدات HSE آن به‌طور کامل بررسی شد.</w:t>
+        <w:t>در حوزه مصرف، آمار روزانه پخت و توزیع غذا برای ۲۷ روز ثبت شد و سهمیه هر نفر برای کباب کوبیده (۲۰۰ گرم)، استانبولی (۸۰ گرم گوشت چرخ‌کرده) و ماهی (۲۵۰ گرم) تعیین گردید. اقدامات کنترل هزینه بر پایه اعلام آمار قطعی غذا پیش از ساعت ۸ صبح، توزیع میان‌وعده طبق آمار، انبارگردانی روزانه، تعیین مسئولیت مغایرت برای شیفت جدید و پایش مصرف آب استوار است.</w:t>
       </w:r>
     </w:p>
     <w:p>
@@ -9711,50 +8910,6 @@
                 <w:sz w:val="18"/>
               </w:rPr>
               <w:t>۲۷</w:t>
-            </w:r>
-          </w:p>
-        </w:tc>
-      </w:tr>
-      <w:tr>
-        <w:tc>
-          <w:tcPr>
-            <w:tcW w:type="dxa" w:w="4819"/>
-          </w:tcPr>
-          <w:p>
-            <w:pPr>
-              <w:bidi w:val="1"/>
-              <w:jc w:val="right"/>
-            </w:pPr>
-            <w:r/>
-            <w:r>
-              <w:rPr>
-                <w:rFonts w:ascii="Vazirmatn" w:hAnsi="Vazirmatn" w:cs="Vazirmatn"/>
-                <w:b w:val="0"/>
-                <w:color w:val="22303C"/>
-                <w:sz w:val="18"/>
-              </w:rPr>
-              <w:t>ریال سقف قرارداد خدمات سپتیک</w:t>
-            </w:r>
-          </w:p>
-        </w:tc>
-        <w:tc>
-          <w:tcPr>
-            <w:tcW w:type="dxa" w:w="4819"/>
-          </w:tcPr>
-          <w:p>
-            <w:pPr>
-              <w:bidi w:val="1"/>
-              <w:jc w:val="right"/>
-            </w:pPr>
-            <w:r/>
-            <w:r>
-              <w:rPr>
-                <w:rFonts w:ascii="Vazirmatn" w:hAnsi="Vazirmatn" w:cs="Vazirmatn"/>
-                <w:b w:val="0"/>
-                <w:color w:val="22303C"/>
-                <w:sz w:val="18"/>
-              </w:rPr>
-              <w:t>۶,۶۰۰,۰۰۰,۰۰۰</w:t>
             </w:r>
           </w:p>
         </w:tc>
@@ -9946,20 +9101,6 @@
           <w:rFonts w:ascii="Vazirmatn" w:hAnsi="Vazirmatn" w:cs="Vazirmatn"/>
           <w:sz w:val="19"/>
         </w:rPr>
-        <w:t>رفع مغایرت ظرفیت خودروی وکیوم میان فرم استعلام بها و متن قرارداد خدمات سپتیک.</w:t>
-      </w:r>
-    </w:p>
-    <w:p>
-      <w:pPr>
-        <w:pStyle w:val="ListBullet"/>
-        <w:bidi w:val="1"/>
-        <w:jc w:val="right"/>
-      </w:pPr>
-      <w:r>
-        <w:rPr>
-          <w:rFonts w:ascii="Vazirmatn" w:hAnsi="Vazirmatn" w:cs="Vazirmatn"/>
-          <w:sz w:val="19"/>
-        </w:rPr>
         <w:t>استقرار ثبت روزانه هزینه و مصرف به‌منظور امکان محاسبه عددی صرفه‌جویی هر اقدام.</w:t>
       </w:r>
     </w:p>
@@ -10004,6 +9145,37 @@
           <w:color w:val="42657D"/>
           <w:sz w:val="22"/>
         </w:rPr>
+        <w:t>محدودیت داده و مبنای گزارش</w:t>
+      </w:r>
+    </w:p>
+    <w:p>
+      <w:pPr>
+        <w:bidi w:val="1"/>
+        <w:spacing w:after="100"/>
+        <w:jc w:val="right"/>
+      </w:pPr>
+      <w:r>
+        <w:rPr>
+          <w:rFonts w:ascii="Vazirmatn" w:hAnsi="Vazirmatn" w:cs="Vazirmatn"/>
+          <w:b w:val="0"/>
+          <w:sz w:val="18"/>
+        </w:rPr>
+        <w:t>این گزارش تنها بر پایهٔ مدارک همین دوره تنظیم شده است. برای اقدامات کنترل مصرف، دادهٔ هزینهٔ پیش و پس از اجرا در منابع موجود نیست؛ از این رو هیچ مبلغ صرفه‌جویی در گزارش اعلام نشده و محاسبهٔ عددی آن مستلزم ثبت هزینهٔ پیش و پس از هر اقدام است. برای اقلامی که سند پشتیبان نداشته‌اند، خانهٔ مربوط با «—» مشخص شده است.</w:t>
+      </w:r>
+    </w:p>
+    <w:p>
+      <w:pPr>
+        <w:bidi w:val="1"/>
+        <w:spacing w:after="100"/>
+        <w:jc w:val="right"/>
+      </w:pPr>
+      <w:r>
+        <w:rPr>
+          <w:rFonts w:ascii="Vazirmatn" w:hAnsi="Vazirmatn" w:cs="Vazirmatn"/>
+          <w:b/>
+          <w:color w:val="42657D"/>
+          <w:sz w:val="22"/>
+        </w:rPr>
         <w:t>جمع‌بندی نهایی</w:t>
       </w:r>
     </w:p>
@@ -10019,7 +9191,7 @@
           <w:b w:val="0"/>
           <w:sz w:val="20"/>
         </w:rPr>
-        <w:t>عملکرد این دوره در سه بخش قابل اتکا است: نخست، نظارت مستمر و ثبت‌شده بر کیفیت پخت، نگهداری و توزیع غذا؛ دوم، استقرار سازوکارهای کنترل مصرف و انبارگردانی روزانه؛ و سوم، پایش کامل مفاد قرارداد خدماتی و الزامات ایمنی، بهداشت و محیط زیست آن. تداوم این روند همراه با رفع موارد عدم انطباق و تکمیل داده‌های هزینه‌ای، امکان ارائه نتایج مالیِ عددی را در دوره‌های بعد فراهم خواهد کرد.</w:t>
+        <w:t>عملکرد این دوره در سه بخش قابل اتکا است: نخست، نظارت مستمر و ثبت‌شده بر کیفیت پخت، نگهداری و توزیع غذا؛ دوم، استقرار سازوکارهای کنترل مصرف و انبارگردانی روزانه؛ و سوم، پیگیری مستمر تعمیرات، بهداشت محیط و الزامات ایمنی کار. تداوم این روند همراه با رفع موارد عدم انطباق و تکمیل داده‌های هزینه‌ای، امکان ارائه نتایج مالیِ عددی را در دوره‌های بعد فراهم خواهد کرد.</w:t>
       </w:r>
     </w:p>
     <w:p>

--- a/project/output/final_consultant_report.docx
+++ b/project/output/final_consultant_report.docx
@@ -8973,6 +8973,491 @@
           <w:color w:val="42657D"/>
           <w:sz w:val="22"/>
         </w:rPr>
+        <w:t>خلاصهٔ عملکرد به تفکیک حوزهٔ فعالیت</w:t>
+      </w:r>
+    </w:p>
+    <w:tbl>
+      <w:tblPr>
+        <w:tblStyle w:val="TableGrid"/>
+        <w:tblW w:type="auto" w:w="0"/>
+        <w:jc w:val="center"/>
+        <w:tblLook w:firstColumn="1" w:firstRow="1" w:lastColumn="0" w:lastRow="0" w:noHBand="0" w:noVBand="1" w:val="04A0"/>
+      </w:tblPr>
+      <w:tblGrid>
+        <w:gridCol w:w="3213"/>
+        <w:gridCol w:w="3213"/>
+        <w:gridCol w:w="3213"/>
+      </w:tblGrid>
+      <w:tr>
+        <w:tc>
+          <w:tcPr>
+            <w:tcW w:type="dxa" w:w="3213"/>
+          </w:tcPr>
+          <w:p>
+            <w:pPr>
+              <w:bidi w:val="1"/>
+              <w:jc w:val="right"/>
+            </w:pPr>
+            <w:r/>
+            <w:r>
+              <w:rPr>
+                <w:rFonts w:ascii="Vazirmatn" w:hAnsi="Vazirmatn" w:cs="Vazirmatn"/>
+                <w:b/>
+                <w:color w:val="FFFFFF"/>
+                <w:sz w:val="17"/>
+              </w:rPr>
+              <w:t>حوزهٔ فعالیت</w:t>
+            </w:r>
+          </w:p>
+        </w:tc>
+        <w:tc>
+          <w:tcPr>
+            <w:tcW w:type="dxa" w:w="3213"/>
+          </w:tcPr>
+          <w:p>
+            <w:pPr>
+              <w:bidi w:val="1"/>
+              <w:jc w:val="right"/>
+            </w:pPr>
+            <w:r/>
+            <w:r>
+              <w:rPr>
+                <w:rFonts w:ascii="Vazirmatn" w:hAnsi="Vazirmatn" w:cs="Vazirmatn"/>
+                <w:b/>
+                <w:color w:val="FFFFFF"/>
+                <w:sz w:val="17"/>
+              </w:rPr>
+              <w:t>شاخص ثبت‌شده در دوره</w:t>
+            </w:r>
+          </w:p>
+        </w:tc>
+        <w:tc>
+          <w:tcPr>
+            <w:tcW w:type="dxa" w:w="3213"/>
+          </w:tcPr>
+          <w:p>
+            <w:pPr>
+              <w:bidi w:val="1"/>
+              <w:jc w:val="right"/>
+            </w:pPr>
+            <w:r/>
+            <w:r>
+              <w:rPr>
+                <w:rFonts w:ascii="Vazirmatn" w:hAnsi="Vazirmatn" w:cs="Vazirmatn"/>
+                <w:b/>
+                <w:color w:val="FFFFFF"/>
+                <w:sz w:val="17"/>
+              </w:rPr>
+              <w:t>نتیجه</w:t>
+            </w:r>
+          </w:p>
+        </w:tc>
+      </w:tr>
+      <w:tr>
+        <w:tc>
+          <w:tcPr>
+            <w:tcW w:type="dxa" w:w="3213"/>
+          </w:tcPr>
+          <w:p>
+            <w:pPr>
+              <w:bidi w:val="1"/>
+              <w:jc w:val="right"/>
+            </w:pPr>
+            <w:r/>
+            <w:r>
+              <w:rPr>
+                <w:rFonts w:ascii="Vazirmatn" w:hAnsi="Vazirmatn" w:cs="Vazirmatn"/>
+                <w:b w:val="0"/>
+                <w:color w:val="22303C"/>
+                <w:sz w:val="17"/>
+              </w:rPr>
+              <w:t>نظارت میدانی</w:t>
+            </w:r>
+          </w:p>
+        </w:tc>
+        <w:tc>
+          <w:tcPr>
+            <w:tcW w:type="dxa" w:w="3213"/>
+          </w:tcPr>
+          <w:p>
+            <w:pPr>
+              <w:bidi w:val="1"/>
+              <w:jc w:val="right"/>
+            </w:pPr>
+            <w:r/>
+            <w:r>
+              <w:rPr>
+                <w:rFonts w:ascii="Vazirmatn" w:hAnsi="Vazirmatn" w:cs="Vazirmatn"/>
+                <w:b w:val="0"/>
+                <w:color w:val="22303C"/>
+                <w:sz w:val="17"/>
+              </w:rPr>
+              <w:t>۱۸ بازدید و گزارش ثبت‌شده</w:t>
+            </w:r>
+          </w:p>
+        </w:tc>
+        <w:tc>
+          <w:tcPr>
+            <w:tcW w:type="dxa" w:w="3213"/>
+          </w:tcPr>
+          <w:p>
+            <w:pPr>
+              <w:bidi w:val="1"/>
+              <w:jc w:val="right"/>
+            </w:pPr>
+            <w:r/>
+            <w:r>
+              <w:rPr>
+                <w:rFonts w:ascii="Vazirmatn" w:hAnsi="Vazirmatn" w:cs="Vazirmatn"/>
+                <w:b w:val="0"/>
+                <w:color w:val="22303C"/>
+                <w:sz w:val="17"/>
+              </w:rPr>
+              <w:t>پوشش هر سه واحد: آشپزخانه، کانتین و رستوران داریوش</w:t>
+            </w:r>
+          </w:p>
+        </w:tc>
+      </w:tr>
+      <w:tr>
+        <w:tc>
+          <w:tcPr>
+            <w:tcW w:type="dxa" w:w="3213"/>
+          </w:tcPr>
+          <w:p>
+            <w:pPr>
+              <w:bidi w:val="1"/>
+              <w:jc w:val="right"/>
+            </w:pPr>
+            <w:r/>
+            <w:r>
+              <w:rPr>
+                <w:rFonts w:ascii="Vazirmatn" w:hAnsi="Vazirmatn" w:cs="Vazirmatn"/>
+                <w:b w:val="0"/>
+                <w:color w:val="22303C"/>
+                <w:sz w:val="17"/>
+              </w:rPr>
+              <w:t>کنترل کیفیت و بهداشت</w:t>
+            </w:r>
+          </w:p>
+        </w:tc>
+        <w:tc>
+          <w:tcPr>
+            <w:tcW w:type="dxa" w:w="3213"/>
+          </w:tcPr>
+          <w:p>
+            <w:pPr>
+              <w:bidi w:val="1"/>
+              <w:jc w:val="right"/>
+            </w:pPr>
+            <w:r/>
+            <w:r>
+              <w:rPr>
+                <w:rFonts w:ascii="Vazirmatn" w:hAnsi="Vazirmatn" w:cs="Vazirmatn"/>
+                <w:b w:val="0"/>
+                <w:color w:val="22303C"/>
+                <w:sz w:val="17"/>
+              </w:rPr>
+              <w:t>۲۹ قلم ارزیابی با چک‌لیست SKS-F4420007</w:t>
+            </w:r>
+          </w:p>
+        </w:tc>
+        <w:tc>
+          <w:tcPr>
+            <w:tcW w:type="dxa" w:w="3213"/>
+          </w:tcPr>
+          <w:p>
+            <w:pPr>
+              <w:bidi w:val="1"/>
+              <w:jc w:val="right"/>
+            </w:pPr>
+            <w:r/>
+            <w:r>
+              <w:rPr>
+                <w:rFonts w:ascii="Vazirmatn" w:hAnsi="Vazirmatn" w:cs="Vazirmatn"/>
+                <w:b w:val="0"/>
+                <w:color w:val="22303C"/>
+                <w:sz w:val="17"/>
+              </w:rPr>
+              <w:t>۲۲ مورد انطباق و ۷ مورد در دست رفع</w:t>
+            </w:r>
+          </w:p>
+        </w:tc>
+      </w:tr>
+      <w:tr>
+        <w:tc>
+          <w:tcPr>
+            <w:tcW w:type="dxa" w:w="3213"/>
+          </w:tcPr>
+          <w:p>
+            <w:pPr>
+              <w:bidi w:val="1"/>
+              <w:jc w:val="right"/>
+            </w:pPr>
+            <w:r/>
+            <w:r>
+              <w:rPr>
+                <w:rFonts w:ascii="Vazirmatn" w:hAnsi="Vazirmatn" w:cs="Vazirmatn"/>
+                <w:b w:val="0"/>
+                <w:color w:val="22303C"/>
+                <w:sz w:val="17"/>
+              </w:rPr>
+              <w:t>آمار پخت و توزیع</w:t>
+            </w:r>
+          </w:p>
+        </w:tc>
+        <w:tc>
+          <w:tcPr>
+            <w:tcW w:type="dxa" w:w="3213"/>
+          </w:tcPr>
+          <w:p>
+            <w:pPr>
+              <w:bidi w:val="1"/>
+              <w:jc w:val="right"/>
+            </w:pPr>
+            <w:r/>
+            <w:r>
+              <w:rPr>
+                <w:rFonts w:ascii="Vazirmatn" w:hAnsi="Vazirmatn" w:cs="Vazirmatn"/>
+                <w:b w:val="0"/>
+                <w:color w:val="22303C"/>
+                <w:sz w:val="17"/>
+              </w:rPr>
+              <w:t>۲۷ روز ثبت روزانهٔ غذا</w:t>
+            </w:r>
+          </w:p>
+        </w:tc>
+        <w:tc>
+          <w:tcPr>
+            <w:tcW w:type="dxa" w:w="3213"/>
+          </w:tcPr>
+          <w:p>
+            <w:pPr>
+              <w:bidi w:val="1"/>
+              <w:jc w:val="right"/>
+            </w:pPr>
+            <w:r/>
+            <w:r>
+              <w:rPr>
+                <w:rFonts w:ascii="Vazirmatn" w:hAnsi="Vazirmatn" w:cs="Vazirmatn"/>
+                <w:b w:val="0"/>
+                <w:color w:val="22303C"/>
+                <w:sz w:val="17"/>
+              </w:rPr>
+              <w:t>مستندسازی تعداد پرس، سیخ و سهمیهٔ هر نفر</w:t>
+            </w:r>
+          </w:p>
+        </w:tc>
+      </w:tr>
+      <w:tr>
+        <w:tc>
+          <w:tcPr>
+            <w:tcW w:type="dxa" w:w="3213"/>
+          </w:tcPr>
+          <w:p>
+            <w:pPr>
+              <w:bidi w:val="1"/>
+              <w:jc w:val="right"/>
+            </w:pPr>
+            <w:r/>
+            <w:r>
+              <w:rPr>
+                <w:rFonts w:ascii="Vazirmatn" w:hAnsi="Vazirmatn" w:cs="Vazirmatn"/>
+                <w:b w:val="0"/>
+                <w:color w:val="22303C"/>
+                <w:sz w:val="17"/>
+              </w:rPr>
+              <w:t>تعمیرات و تجهیزات</w:t>
+            </w:r>
+          </w:p>
+        </w:tc>
+        <w:tc>
+          <w:tcPr>
+            <w:tcW w:type="dxa" w:w="3213"/>
+          </w:tcPr>
+          <w:p>
+            <w:pPr>
+              <w:bidi w:val="1"/>
+              <w:jc w:val="right"/>
+            </w:pPr>
+            <w:r/>
+            <w:r>
+              <w:rPr>
+                <w:rFonts w:ascii="Vazirmatn" w:hAnsi="Vazirmatn" w:cs="Vazirmatn"/>
+                <w:b w:val="0"/>
+                <w:color w:val="22303C"/>
+                <w:sz w:val="17"/>
+              </w:rPr>
+              <w:t>۸ اقدام تعمیراتی و تجهیزاتی</w:t>
+            </w:r>
+          </w:p>
+        </w:tc>
+        <w:tc>
+          <w:tcPr>
+            <w:tcW w:type="dxa" w:w="3213"/>
+          </w:tcPr>
+          <w:p>
+            <w:pPr>
+              <w:bidi w:val="1"/>
+              <w:jc w:val="right"/>
+            </w:pPr>
+            <w:r/>
+            <w:r>
+              <w:rPr>
+                <w:rFonts w:ascii="Vazirmatn" w:hAnsi="Vazirmatn" w:cs="Vazirmatn"/>
+                <w:b w:val="0"/>
+                <w:color w:val="22303C"/>
+                <w:sz w:val="17"/>
+              </w:rPr>
+              <w:t>۷ اقدام انجام‌شده و ۱ مورد در دست پیگیری</w:t>
+            </w:r>
+          </w:p>
+        </w:tc>
+      </w:tr>
+      <w:tr>
+        <w:tc>
+          <w:tcPr>
+            <w:tcW w:type="dxa" w:w="3213"/>
+          </w:tcPr>
+          <w:p>
+            <w:pPr>
+              <w:bidi w:val="1"/>
+              <w:jc w:val="right"/>
+            </w:pPr>
+            <w:r/>
+            <w:r>
+              <w:rPr>
+                <w:rFonts w:ascii="Vazirmatn" w:hAnsi="Vazirmatn" w:cs="Vazirmatn"/>
+                <w:b w:val="0"/>
+                <w:color w:val="22303C"/>
+                <w:sz w:val="17"/>
+              </w:rPr>
+              <w:t>کنترل مصرف</w:t>
+            </w:r>
+          </w:p>
+        </w:tc>
+        <w:tc>
+          <w:tcPr>
+            <w:tcW w:type="dxa" w:w="3213"/>
+          </w:tcPr>
+          <w:p>
+            <w:pPr>
+              <w:bidi w:val="1"/>
+              <w:jc w:val="right"/>
+            </w:pPr>
+            <w:r/>
+            <w:r>
+              <w:rPr>
+                <w:rFonts w:ascii="Vazirmatn" w:hAnsi="Vazirmatn" w:cs="Vazirmatn"/>
+                <w:b w:val="0"/>
+                <w:color w:val="22303C"/>
+                <w:sz w:val="17"/>
+              </w:rPr>
+              <w:t>۷ اقدام مستمر</w:t>
+            </w:r>
+          </w:p>
+        </w:tc>
+        <w:tc>
+          <w:tcPr>
+            <w:tcW w:type="dxa" w:w="3213"/>
+          </w:tcPr>
+          <w:p>
+            <w:pPr>
+              <w:bidi w:val="1"/>
+              <w:jc w:val="right"/>
+            </w:pPr>
+            <w:r/>
+            <w:r>
+              <w:rPr>
+                <w:rFonts w:ascii="Vazirmatn" w:hAnsi="Vazirmatn" w:cs="Vazirmatn"/>
+                <w:b w:val="0"/>
+                <w:color w:val="22303C"/>
+                <w:sz w:val="17"/>
+              </w:rPr>
+              <w:t>اعلام آمار پیش از ساعت ۸ صبح و انبارگردانی روزانه</w:t>
+            </w:r>
+          </w:p>
+        </w:tc>
+      </w:tr>
+      <w:tr>
+        <w:tc>
+          <w:tcPr>
+            <w:tcW w:type="dxa" w:w="3213"/>
+          </w:tcPr>
+          <w:p>
+            <w:pPr>
+              <w:bidi w:val="1"/>
+              <w:jc w:val="right"/>
+            </w:pPr>
+            <w:r/>
+            <w:r>
+              <w:rPr>
+                <w:rFonts w:ascii="Vazirmatn" w:hAnsi="Vazirmatn" w:cs="Vazirmatn"/>
+                <w:b w:val="0"/>
+                <w:color w:val="22303C"/>
+                <w:sz w:val="17"/>
+              </w:rPr>
+              <w:t>کیفیت مواد اولیه</w:t>
+            </w:r>
+          </w:p>
+        </w:tc>
+        <w:tc>
+          <w:tcPr>
+            <w:tcW w:type="dxa" w:w="3213"/>
+          </w:tcPr>
+          <w:p>
+            <w:pPr>
+              <w:bidi w:val="1"/>
+              <w:jc w:val="right"/>
+            </w:pPr>
+            <w:r/>
+            <w:r>
+              <w:rPr>
+                <w:rFonts w:ascii="Vazirmatn" w:hAnsi="Vazirmatn" w:cs="Vazirmatn"/>
+                <w:b w:val="0"/>
+                <w:color w:val="22303C"/>
+                <w:sz w:val="17"/>
+              </w:rPr>
+              <w:t>۴ محور اصلاح خرید و نگهداری</w:t>
+            </w:r>
+          </w:p>
+        </w:tc>
+        <w:tc>
+          <w:tcPr>
+            <w:tcW w:type="dxa" w:w="3213"/>
+          </w:tcPr>
+          <w:p>
+            <w:pPr>
+              <w:bidi w:val="1"/>
+              <w:jc w:val="right"/>
+            </w:pPr>
+            <w:r/>
+            <w:r>
+              <w:rPr>
+                <w:rFonts w:ascii="Vazirmatn" w:hAnsi="Vazirmatn" w:cs="Vazirmatn"/>
+                <w:b w:val="0"/>
+                <w:color w:val="22303C"/>
+                <w:sz w:val="17"/>
+              </w:rPr>
+              <w:t>حبوبات بسته‌بندی، برنج درجه یک، ادویهٔ عطاری و روغن تازه</w:t>
+            </w:r>
+          </w:p>
+        </w:tc>
+      </w:tr>
+    </w:tbl>
+    <w:p/>
+    <w:p>
+      <w:pPr>
+        <w:bidi w:val="1"/>
+        <w:spacing w:after="100"/>
+        <w:jc w:val="right"/>
+      </w:pPr>
+      <w:r>
+        <w:rPr>
+          <w:rFonts w:ascii="Vazirmatn" w:hAnsi="Vazirmatn" w:cs="Vazirmatn"/>
+          <w:b/>
+          <w:color w:val="42657D"/>
+          <w:sz w:val="22"/>
+        </w:rPr>
         <w:t>دستاوردهای شاخص دوره</w:t>
       </w:r>
     </w:p>
@@ -9145,37 +9630,6 @@
           <w:color w:val="42657D"/>
           <w:sz w:val="22"/>
         </w:rPr>
-        <w:t>محدودیت داده و مبنای گزارش</w:t>
-      </w:r>
-    </w:p>
-    <w:p>
-      <w:pPr>
-        <w:bidi w:val="1"/>
-        <w:spacing w:after="100"/>
-        <w:jc w:val="right"/>
-      </w:pPr>
-      <w:r>
-        <w:rPr>
-          <w:rFonts w:ascii="Vazirmatn" w:hAnsi="Vazirmatn" w:cs="Vazirmatn"/>
-          <w:b w:val="0"/>
-          <w:sz w:val="18"/>
-        </w:rPr>
-        <w:t>این گزارش تنها بر پایهٔ مدارک همین دوره تنظیم شده است. برای اقدامات کنترل مصرف، دادهٔ هزینهٔ پیش و پس از اجرا در منابع موجود نیست؛ از این رو هیچ مبلغ صرفه‌جویی در گزارش اعلام نشده و محاسبهٔ عددی آن مستلزم ثبت هزینهٔ پیش و پس از هر اقدام است. برای اقلامی که سند پشتیبان نداشته‌اند، خانهٔ مربوط با «—» مشخص شده است.</w:t>
-      </w:r>
-    </w:p>
-    <w:p>
-      <w:pPr>
-        <w:bidi w:val="1"/>
-        <w:spacing w:after="100"/>
-        <w:jc w:val="right"/>
-      </w:pPr>
-      <w:r>
-        <w:rPr>
-          <w:rFonts w:ascii="Vazirmatn" w:hAnsi="Vazirmatn" w:cs="Vazirmatn"/>
-          <w:b/>
-          <w:color w:val="42657D"/>
-          <w:sz w:val="22"/>
-        </w:rPr>
         <w:t>جمع‌بندی نهایی</w:t>
       </w:r>
     </w:p>
@@ -9191,7 +9645,7 @@
           <w:b w:val="0"/>
           <w:sz w:val="20"/>
         </w:rPr>
-        <w:t>عملکرد این دوره در سه بخش قابل اتکا است: نخست، نظارت مستمر و ثبت‌شده بر کیفیت پخت، نگهداری و توزیع غذا؛ دوم، استقرار سازوکارهای کنترل مصرف و انبارگردانی روزانه؛ و سوم، پیگیری مستمر تعمیرات، بهداشت محیط و الزامات ایمنی کار. تداوم این روند همراه با رفع موارد عدم انطباق و تکمیل داده‌های هزینه‌ای، امکان ارائه نتایج مالیِ عددی را در دوره‌های بعد فراهم خواهد کرد.</w:t>
+        <w:t>عملکرد این دوره در سه بخش قابل اتکا است: نخست، نظارت مستمر و ثبت‌شده بر کیفیت پخت، نگهداری و توزیع غذا؛ دوم، استقرار سازوکارهای کنترل مصرف و انبارگردانی روزانه؛ و سوم، پیگیری مستمر تعمیرات، بهداشت محیط و الزامات ایمنی کار. تداوم این روند همراه با رفع موارد عدم انطباق و استقرار ثبت منظم مصرف، سطح کیفی خدمات را در دوره‌های بعد ارتقا خواهد داد.</w:t>
       </w:r>
     </w:p>
     <w:p>
